--- a/applications/STRONG/Provinziano & Associates - AI Technology Operations Lead - 2026-08-21/cover_letter.docx
+++ b/applications/STRONG/Provinziano & Associates - AI Technology Operations Lead - 2026-08-21/cover_letter.docx
@@ -205,7 +205,7 @@
           <w:color w:val="09152A"/>
           <w:sz w:val="22"/>
         </w:rPr>
-        <w:t>My current work involves daily, hands-on deployment of the Anthropic Claude API — configuring integrations, engineering prompts, managing context windows, and building lightweight tooling on top of AI services for production use. I have shipped production SaaS applications (Capitol Mirror, AdvisoryCloud) using modern back-end stacks with full CI/CD pipelines, authentication, and real user data. At Catalyzt Nutrition, I served effectively as an internal AI and systems lead: I identified workflow gaps, built the tooling to address them, trained the team on new capabilities, and maintained the documentation that made adoption stick. At Ferguson Enterprises, I managed vendor relationships with platform providers, led onboarding and performance oversight for enterprise integrations, and built the process documentation that kept complex workflows running reliably across a remote team.</w:t>
+        <w:t>My current work involves daily, hands-on deployment of the Anthropic Claude API — configuring integrations, engineering prompts, managing context windows, and building lightweight tooling on top of AI services for production use. I have shipped production SaaS applications (AdvisoryCloud) using modern back-end stacks with full CI/CD pipelines, authentication, and real user data, and built expert-level C-suite KPI dashboards and reporting infrastructure for client organizations. At Catalyzt Nutrition, I served effectively as an internal AI and systems lead: I identified workflow gaps, built the tooling to address them, trained the team on new capabilities, and maintained the documentation that made adoption stick. At Ferguson Enterprises, I managed vendor relationships with platform providers, led onboarding and performance oversight for enterprise integrations, and built the process documentation that kept complex workflows running reliably across a remote team.</w:t>
       </w:r>
     </w:p>
     <w:p>
